--- a/build/es_electric_components_name.docx
+++ b/build/es_electric_components_name.docx
@@ -7,7 +7,7 @@
         <w:pStyle w:val="Heading1"/>
       </w:pPr>
       <w:r>
-        <w:t>Electricity. Nombre de los componentes.</w:t>
+        <w:t>Electricidad. Nombre de los componentes.</w:t>
       </w:r>
     </w:p>
     <w:p>
@@ -74,16 +74,6 @@
       <w:r>
         <w:t>b)</w:t>
         <w:tab/>
-        <w:t>Pila</w:t>
-      </w:r>
-    </w:p>
-    <w:p>
-      <w:pPr>
-        <w:pStyle w:val="Choice"/>
-      </w:pPr>
-      <w:r>
-        <w:t>c)</w:t>
-        <w:tab/>
         <w:t>Generador de corriente alterna</w:t>
       </w:r>
     </w:p>
@@ -92,9 +82,19 @@
         <w:pStyle w:val="Choice"/>
       </w:pPr>
       <w:r>
+        <w:t>c)</w:t>
+        <w:tab/>
+        <w:t>Toma de tierra</w:t>
+      </w:r>
+    </w:p>
+    <w:p>
+      <w:pPr>
+        <w:pStyle w:val="Choice"/>
+      </w:pPr>
+      <w:r>
         <w:t>d)</w:t>
         <w:tab/>
-        <w:t>Toma de tierra</w:t>
+        <w:t>Pila</w:t>
       </w:r>
     </w:p>
     <w:p>
@@ -151,7 +151,7 @@
       <w:r>
         <w:t>a)</w:t>
         <w:tab/>
-        <w:t>Batería o pila</w:t>
+        <w:t>Generador de corriente alterna</w:t>
       </w:r>
     </w:p>
     <w:p>
@@ -171,7 +171,7 @@
       <w:r>
         <w:t>c)</w:t>
         <w:tab/>
-        <w:t>Generador de corriente alterna</w:t>
+        <w:t>Bombilla</w:t>
       </w:r>
     </w:p>
     <w:p>
@@ -181,7 +181,7 @@
       <w:r>
         <w:t>d)</w:t>
         <w:tab/>
-        <w:t>Bombilla</w:t>
+        <w:t>Batería o pila</w:t>
       </w:r>
     </w:p>
     <w:p>
@@ -238,6 +238,16 @@
       <w:r>
         <w:t>a)</w:t>
         <w:tab/>
+        <w:t>Pila</w:t>
+      </w:r>
+    </w:p>
+    <w:p>
+      <w:pPr>
+        <w:pStyle w:val="Choice"/>
+      </w:pPr>
+      <w:r>
+        <w:t>b)</w:t>
+        <w:tab/>
         <w:t>Pulsador n.a.</w:t>
       </w:r>
     </w:p>
@@ -246,19 +256,9 @@
         <w:pStyle w:val="Choice"/>
       </w:pPr>
       <w:r>
-        <w:t>b)</w:t>
+        <w:t>c)</w:t>
         <w:tab/>
         <w:t>Conmutador n.a.</w:t>
-      </w:r>
-    </w:p>
-    <w:p>
-      <w:pPr>
-        <w:pStyle w:val="Choice"/>
-      </w:pPr>
-      <w:r>
-        <w:t>c)</w:t>
-        <w:tab/>
-        <w:t>Pila</w:t>
       </w:r>
     </w:p>
     <w:p>
@@ -345,7 +345,7 @@
       <w:r>
         <w:t>c)</w:t>
         <w:tab/>
-        <w:t>Botón</w:t>
+        <w:t>Conmutador</w:t>
       </w:r>
     </w:p>
     <w:p>
@@ -355,7 +355,7 @@
       <w:r>
         <w:t>d)</w:t>
         <w:tab/>
-        <w:t>Conmutador</w:t>
+        <w:t>Botón</w:t>
       </w:r>
     </w:p>
     <w:p>
@@ -412,7 +412,7 @@
       <w:r>
         <w:t>a)</w:t>
         <w:tab/>
-        <w:t>Fusible</w:t>
+        <w:t>Conmutador</w:t>
       </w:r>
     </w:p>
     <w:p>
@@ -421,6 +421,16 @@
       </w:pPr>
       <w:r>
         <w:t>b)</w:t>
+        <w:tab/>
+        <w:t>Interruptor</w:t>
+      </w:r>
+    </w:p>
+    <w:p>
+      <w:pPr>
+        <w:pStyle w:val="Choice"/>
+      </w:pPr>
+      <w:r>
+        <w:t>c)</w:t>
         <w:tab/>
         <w:t>Pulsador</w:t>
       </w:r>
@@ -430,19 +440,9 @@
         <w:pStyle w:val="Choice"/>
       </w:pPr>
       <w:r>
-        <w:t>c)</w:t>
-        <w:tab/>
-        <w:t>Conmutador</w:t>
-      </w:r>
-    </w:p>
-    <w:p>
-      <w:pPr>
-        <w:pStyle w:val="Choice"/>
-      </w:pPr>
-      <w:r>
         <w:t>d)</w:t>
         <w:tab/>
-        <w:t>Interruptor</w:t>
+        <w:t>Fusible</w:t>
       </w:r>
     </w:p>
     <w:p>
@@ -499,6 +499,16 @@
       <w:r>
         <w:t>a)</w:t>
         <w:tab/>
+        <w:t>Interruptor</w:t>
+      </w:r>
+    </w:p>
+    <w:p>
+      <w:pPr>
+        <w:pStyle w:val="Choice"/>
+      </w:pPr>
+      <w:r>
+        <w:t>b)</w:t>
+        <w:tab/>
         <w:t>Bombilla</w:t>
       </w:r>
     </w:p>
@@ -507,9 +517,9 @@
         <w:pStyle w:val="Choice"/>
       </w:pPr>
       <w:r>
-        <w:t>b)</w:t>
+        <w:t>c)</w:t>
         <w:tab/>
-        <w:t>Interruptor</w:t>
+        <w:t>Pila</w:t>
       </w:r>
     </w:p>
     <w:p>
@@ -517,19 +527,9 @@
         <w:pStyle w:val="Choice"/>
       </w:pPr>
       <w:r>
-        <w:t>c)</w:t>
+        <w:t>d)</w:t>
         <w:tab/>
         <w:t>Resistencia</w:t>
-      </w:r>
-    </w:p>
-    <w:p>
-      <w:pPr>
-        <w:pStyle w:val="Choice"/>
-      </w:pPr>
-      <w:r>
-        <w:t>d)</w:t>
-        <w:tab/>
-        <w:t>Pila</w:t>
       </w:r>
     </w:p>
     <w:p>
@@ -606,7 +606,7 @@
       <w:r>
         <w:t>c)</w:t>
         <w:tab/>
-        <w:t>Pila</w:t>
+        <w:t>Bombilla</w:t>
       </w:r>
     </w:p>
     <w:p>
@@ -616,7 +616,7 @@
       <w:r>
         <w:t>d)</w:t>
         <w:tab/>
-        <w:t>Bombilla</w:t>
+        <w:t>Pila</w:t>
       </w:r>
     </w:p>
     <w:p>
@@ -673,7 +673,7 @@
       <w:r>
         <w:t>a)</w:t>
         <w:tab/>
-        <w:t>Diodo LED</w:t>
+        <w:t>Motor</w:t>
       </w:r>
     </w:p>
     <w:p>
@@ -693,7 +693,7 @@
       <w:r>
         <w:t>c)</w:t>
         <w:tab/>
-        <w:t>Altavoz</w:t>
+        <w:t>Diodo LED</w:t>
       </w:r>
     </w:p>
     <w:p>
@@ -703,7 +703,7 @@
       <w:r>
         <w:t>d)</w:t>
         <w:tab/>
-        <w:t>Motor</w:t>
+        <w:t>Altavoz</w:t>
       </w:r>
     </w:p>
     <w:p>
@@ -760,6 +760,16 @@
       <w:r>
         <w:t>a)</w:t>
         <w:tab/>
+        <w:t>Bombilla</w:t>
+      </w:r>
+    </w:p>
+    <w:p>
+      <w:pPr>
+        <w:pStyle w:val="Choice"/>
+      </w:pPr>
+      <w:r>
+        <w:t>b)</w:t>
+        <w:tab/>
         <w:t>Componente X</w:t>
       </w:r>
     </w:p>
@@ -768,7 +778,7 @@
         <w:pStyle w:val="Choice"/>
       </w:pPr>
       <w:r>
-        <w:t>b)</w:t>
+        <w:t>c)</w:t>
         <w:tab/>
         <w:t>Motor</w:t>
       </w:r>
@@ -778,19 +788,9 @@
         <w:pStyle w:val="Choice"/>
       </w:pPr>
       <w:r>
-        <w:t>c)</w:t>
+        <w:t>d)</w:t>
         <w:tab/>
         <w:t>Diodo LED</w:t>
-      </w:r>
-    </w:p>
-    <w:p>
-      <w:pPr>
-        <w:pStyle w:val="Choice"/>
-      </w:pPr>
-      <w:r>
-        <w:t>d)</w:t>
-        <w:tab/>
-        <w:t>Bombilla</w:t>
       </w:r>
     </w:p>
     <w:p>
@@ -867,7 +867,7 @@
       <w:r>
         <w:t>c)</w:t>
         <w:tab/>
-        <w:t>Motor</w:t>
+        <w:t>Generador Alterna</w:t>
       </w:r>
     </w:p>
     <w:p>
@@ -877,7 +877,7 @@
       <w:r>
         <w:t>d)</w:t>
         <w:tab/>
-        <w:t>Generador Alterna</w:t>
+        <w:t>Motor</w:t>
       </w:r>
     </w:p>
     <w:p>
@@ -944,6 +944,16 @@
       <w:r>
         <w:t>b)</w:t>
         <w:tab/>
+        <w:t>Zumbador</w:t>
+      </w:r>
+    </w:p>
+    <w:p>
+      <w:pPr>
+        <w:pStyle w:val="Choice"/>
+      </w:pPr>
+      <w:r>
+        <w:t>c)</w:t>
+        <w:tab/>
         <w:t>Generador alterna</w:t>
       </w:r>
     </w:p>
@@ -952,19 +962,9 @@
         <w:pStyle w:val="Choice"/>
       </w:pPr>
       <w:r>
-        <w:t>c)</w:t>
+        <w:t>d)</w:t>
         <w:tab/>
         <w:t>Altavoz</w:t>
-      </w:r>
-    </w:p>
-    <w:p>
-      <w:pPr>
-        <w:pStyle w:val="Choice"/>
-      </w:pPr>
-      <w:r>
-        <w:t>d)</w:t>
-        <w:tab/>
-        <w:t>Zumbador</w:t>
       </w:r>
     </w:p>
     <w:p>
@@ -1021,6 +1021,16 @@
       <w:r>
         <w:t>a)</w:t>
         <w:tab/>
+        <w:t>Vatímetro</w:t>
+      </w:r>
+    </w:p>
+    <w:p>
+      <w:pPr>
+        <w:pStyle w:val="Choice"/>
+      </w:pPr>
+      <w:r>
+        <w:t>b)</w:t>
+        <w:tab/>
         <w:t>Zumbador</w:t>
       </w:r>
     </w:p>
@@ -1029,9 +1039,9 @@
         <w:pStyle w:val="Choice"/>
       </w:pPr>
       <w:r>
-        <w:t>b)</w:t>
+        <w:t>c)</w:t>
         <w:tab/>
-        <w:t>Bombilla</w:t>
+        <w:t>Motor</w:t>
       </w:r>
     </w:p>
     <w:p>
@@ -1039,19 +1049,9 @@
         <w:pStyle w:val="Choice"/>
       </w:pPr>
       <w:r>
-        <w:t>c)</w:t>
-        <w:tab/>
-        <w:t>Vatímetro</w:t>
-      </w:r>
-    </w:p>
-    <w:p>
-      <w:pPr>
-        <w:pStyle w:val="Choice"/>
-      </w:pPr>
-      <w:r>
         <w:t>d)</w:t>
         <w:tab/>
-        <w:t>Motor</w:t>
+        <w:t>Bombilla</w:t>
       </w:r>
     </w:p>
     <w:p>
@@ -1108,6 +1108,26 @@
       <w:r>
         <w:t>a)</w:t>
         <w:tab/>
+        <w:t>Antena</w:t>
+      </w:r>
+    </w:p>
+    <w:p>
+      <w:pPr>
+        <w:pStyle w:val="Choice"/>
+      </w:pPr>
+      <w:r>
+        <w:t>b)</w:t>
+        <w:tab/>
+        <w:t>Tierra</w:t>
+      </w:r>
+    </w:p>
+    <w:p>
+      <w:pPr>
+        <w:pStyle w:val="Choice"/>
+      </w:pPr>
+      <w:r>
+        <w:t>c)</w:t>
+        <w:tab/>
         <w:t>Pila</w:t>
       </w:r>
     </w:p>
@@ -1116,29 +1136,9 @@
         <w:pStyle w:val="Choice"/>
       </w:pPr>
       <w:r>
-        <w:t>b)</w:t>
+        <w:t>d)</w:t>
         <w:tab/>
         <w:t>Receptor</w:t>
-      </w:r>
-    </w:p>
-    <w:p>
-      <w:pPr>
-        <w:pStyle w:val="Choice"/>
-      </w:pPr>
-      <w:r>
-        <w:t>c)</w:t>
-        <w:tab/>
-        <w:t>Antena</w:t>
-      </w:r>
-    </w:p>
-    <w:p>
-      <w:pPr>
-        <w:pStyle w:val="Choice"/>
-      </w:pPr>
-      <w:r>
-        <w:t>d)</w:t>
-        <w:tab/>
-        <w:t>Tierra</w:t>
       </w:r>
     </w:p>
     <w:p>
@@ -1195,7 +1195,7 @@
       <w:r>
         <w:t>a)</w:t>
         <w:tab/>
-        <w:t>Diodo LED</w:t>
+        <w:t>Pila</w:t>
       </w:r>
     </w:p>
     <w:p>
@@ -1204,6 +1204,16 @@
       </w:pPr>
       <w:r>
         <w:t>b)</w:t>
+        <w:tab/>
+        <w:t>Transistor</w:t>
+      </w:r>
+    </w:p>
+    <w:p>
+      <w:pPr>
+        <w:pStyle w:val="Choice"/>
+      </w:pPr>
+      <w:r>
+        <w:t>c)</w:t>
         <w:tab/>
         <w:t>Diodo</w:t>
       </w:r>
@@ -1213,19 +1223,9 @@
         <w:pStyle w:val="Choice"/>
       </w:pPr>
       <w:r>
-        <w:t>c)</w:t>
-        <w:tab/>
-        <w:t>Pila</w:t>
-      </w:r>
-    </w:p>
-    <w:p>
-      <w:pPr>
-        <w:pStyle w:val="Choice"/>
-      </w:pPr>
-      <w:r>
         <w:t>d)</w:t>
         <w:tab/>
-        <w:t>Transistor</w:t>
+        <w:t>Diodo LED</w:t>
       </w:r>
     </w:p>
     <w:p>
@@ -1282,7 +1282,7 @@
       <w:r>
         <w:t>a)</w:t>
         <w:tab/>
-        <w:t>Fusible</w:t>
+        <w:t>Resistencia</w:t>
       </w:r>
     </w:p>
     <w:p>
@@ -1302,7 +1302,7 @@
       <w:r>
         <w:t>c)</w:t>
         <w:tab/>
-        <w:t>Resistencia</w:t>
+        <w:t>Relé</w:t>
       </w:r>
     </w:p>
     <w:p>
@@ -1312,7 +1312,7 @@
       <w:r>
         <w:t>d)</w:t>
         <w:tab/>
-        <w:t>Relé</w:t>
+        <w:t>Fusible</w:t>
       </w:r>
     </w:p>
     <w:p>
@@ -1369,7 +1369,7 @@
       <w:r>
         <w:t>a)</w:t>
         <w:tab/>
-        <w:t>Interruptor n.c.</w:t>
+        <w:t>Pulsador n.c.</w:t>
       </w:r>
     </w:p>
     <w:p>
@@ -1389,7 +1389,7 @@
       <w:r>
         <w:t>c)</w:t>
         <w:tab/>
-        <w:t>Pila</w:t>
+        <w:t>Interruptor n.c.</w:t>
       </w:r>
     </w:p>
     <w:p>
@@ -1399,7 +1399,7 @@
       <w:r>
         <w:t>d)</w:t>
         <w:tab/>
-        <w:t>Pulsador n.c.</w:t>
+        <w:t>Pila</w:t>
       </w:r>
     </w:p>
     <w:p>
@@ -1456,16 +1456,6 @@
       <w:r>
         <w:t>a)</w:t>
         <w:tab/>
-        <w:t>Bombilla</w:t>
-      </w:r>
-    </w:p>
-    <w:p>
-      <w:pPr>
-        <w:pStyle w:val="Choice"/>
-      </w:pPr>
-      <w:r>
-        <w:t>b)</w:t>
-        <w:tab/>
         <w:t>Voltímetro</w:t>
       </w:r>
     </w:p>
@@ -1474,7 +1464,7 @@
         <w:pStyle w:val="Choice"/>
       </w:pPr>
       <w:r>
-        <w:t>c)</w:t>
+        <w:t>b)</w:t>
         <w:tab/>
         <w:t>Generador de tensión</w:t>
       </w:r>
@@ -1484,9 +1474,19 @@
         <w:pStyle w:val="Choice"/>
       </w:pPr>
       <w:r>
+        <w:t>c)</w:t>
+        <w:tab/>
+        <w:t>Pila</w:t>
+      </w:r>
+    </w:p>
+    <w:p>
+      <w:pPr>
+        <w:pStyle w:val="Choice"/>
+      </w:pPr>
+      <w:r>
         <w:t>d)</w:t>
         <w:tab/>
-        <w:t>Pila</w:t>
+        <w:t>Bombilla</w:t>
       </w:r>
     </w:p>
     <w:p>
@@ -1543,7 +1543,7 @@
       <w:r>
         <w:t>a)</w:t>
         <w:tab/>
-        <w:t>Pila</w:t>
+        <w:t>Generador de corriente</w:t>
       </w:r>
     </w:p>
     <w:p>
@@ -1563,7 +1563,7 @@
       <w:r>
         <w:t>c)</w:t>
         <w:tab/>
-        <w:t>Amperímetro</w:t>
+        <w:t>Pila</w:t>
       </w:r>
     </w:p>
     <w:p>
@@ -1573,7 +1573,7 @@
       <w:r>
         <w:t>d)</w:t>
         <w:tab/>
-        <w:t>Generador de corriente</w:t>
+        <w:t>Amperímetro</w:t>
       </w:r>
     </w:p>
     <w:p>
@@ -1650,7 +1650,7 @@
       <w:r>
         <w:t>c)</w:t>
         <w:tab/>
-        <w:t>Bobina</w:t>
+        <w:t>Transformador</w:t>
       </w:r>
     </w:p>
     <w:p>
@@ -1660,7 +1660,7 @@
       <w:r>
         <w:t>d)</w:t>
         <w:tab/>
-        <w:t>Transformador</w:t>
+        <w:t>Bobina</w:t>
       </w:r>
     </w:p>
     <w:p>
@@ -1717,6 +1717,16 @@
       <w:r>
         <w:t>a)</w:t>
         <w:tab/>
+        <w:t>Pila</w:t>
+      </w:r>
+    </w:p>
+    <w:p>
+      <w:pPr>
+        <w:pStyle w:val="Choice"/>
+      </w:pPr>
+      <w:r>
+        <w:t>b)</w:t>
+        <w:tab/>
         <w:t>Cepillo</w:t>
       </w:r>
     </w:p>
@@ -1725,7 +1735,7 @@
         <w:pStyle w:val="Choice"/>
       </w:pPr>
       <w:r>
-        <w:t>b)</w:t>
+        <w:t>c)</w:t>
         <w:tab/>
         <w:t>Plano de masa</w:t>
       </w:r>
@@ -1735,19 +1745,9 @@
         <w:pStyle w:val="Choice"/>
       </w:pPr>
       <w:r>
-        <w:t>c)</w:t>
+        <w:t>d)</w:t>
         <w:tab/>
         <w:t>Tierra</w:t>
-      </w:r>
-    </w:p>
-    <w:p>
-      <w:pPr>
-        <w:pStyle w:val="Choice"/>
-      </w:pPr>
-      <w:r>
-        <w:t>d)</w:t>
-        <w:tab/>
-        <w:t>Pila</w:t>
       </w:r>
     </w:p>
     <w:p>
@@ -1814,6 +1814,16 @@
       <w:r>
         <w:t>b)</w:t>
         <w:tab/>
+        <w:t>Transistor PNP</w:t>
+      </w:r>
+    </w:p>
+    <w:p>
+      <w:pPr>
+        <w:pStyle w:val="Choice"/>
+      </w:pPr>
+      <w:r>
+        <w:t>c)</w:t>
+        <w:tab/>
         <w:t>Transformador NPN</w:t>
       </w:r>
     </w:p>
@@ -1822,19 +1832,9 @@
         <w:pStyle w:val="Choice"/>
       </w:pPr>
       <w:r>
-        <w:t>c)</w:t>
+        <w:t>d)</w:t>
         <w:tab/>
         <w:t>Transformador PNP</w:t>
-      </w:r>
-    </w:p>
-    <w:p>
-      <w:pPr>
-        <w:pStyle w:val="Choice"/>
-      </w:pPr>
-      <w:r>
-        <w:t>d)</w:t>
-        <w:tab/>
-        <w:t>Transistor PNP</w:t>
       </w:r>
     </w:p>
     <w:p>
@@ -1988,6 +1988,16 @@
       <w:r>
         <w:t>b)</w:t>
         <w:tab/>
+        <w:t>Relé</w:t>
+      </w:r>
+    </w:p>
+    <w:p>
+      <w:pPr>
+        <w:pStyle w:val="Choice"/>
+      </w:pPr>
+      <w:r>
+        <w:t>c)</w:t>
+        <w:tab/>
         <w:t>Bobina</w:t>
       </w:r>
     </w:p>
@@ -1996,19 +2006,9 @@
         <w:pStyle w:val="Choice"/>
       </w:pPr>
       <w:r>
-        <w:t>c)</w:t>
+        <w:t>d)</w:t>
         <w:tab/>
         <w:t>Interruptor doble</w:t>
-      </w:r>
-    </w:p>
-    <w:p>
-      <w:pPr>
-        <w:pStyle w:val="Choice"/>
-      </w:pPr>
-      <w:r>
-        <w:t>d)</w:t>
-        <w:tab/>
-        <w:t>Relé</w:t>
       </w:r>
     </w:p>
     <w:p>
@@ -2065,16 +2065,6 @@
       <w:r>
         <w:t>a)</w:t>
         <w:tab/>
-        <w:t>Nudillos</w:t>
-      </w:r>
-    </w:p>
-    <w:p>
-      <w:pPr>
-        <w:pStyle w:val="Choice"/>
-      </w:pPr>
-      <w:r>
-        <w:t>b)</w:t>
-        <w:tab/>
         <w:t>Pulsador redondo</w:t>
       </w:r>
     </w:p>
@@ -2083,9 +2073,19 @@
         <w:pStyle w:val="Choice"/>
       </w:pPr>
       <w:r>
+        <w:t>b)</w:t>
+        <w:tab/>
+        <w:t>Cable</w:t>
+      </w:r>
+    </w:p>
+    <w:p>
+      <w:pPr>
+        <w:pStyle w:val="Choice"/>
+      </w:pPr>
+      <w:r>
         <w:t>c)</w:t>
         <w:tab/>
-        <w:t>Cable</w:t>
+        <w:t>Nudillos</w:t>
       </w:r>
     </w:p>
     <w:p>
@@ -2162,6 +2162,16 @@
       <w:r>
         <w:t>b)</w:t>
         <w:tab/>
+        <w:t>Congregador</w:t>
+      </w:r>
+    </w:p>
+    <w:p>
+      <w:pPr>
+        <w:pStyle w:val="Choice"/>
+      </w:pPr>
+      <w:r>
+        <w:t>c)</w:t>
+        <w:tab/>
         <w:t>Pila</w:t>
       </w:r>
     </w:p>
@@ -2170,19 +2180,9 @@
         <w:pStyle w:val="Choice"/>
       </w:pPr>
       <w:r>
-        <w:t>c)</w:t>
+        <w:t>d)</w:t>
         <w:tab/>
         <w:t>Condensador</w:t>
-      </w:r>
-    </w:p>
-    <w:p>
-      <w:pPr>
-        <w:pStyle w:val="Choice"/>
-      </w:pPr>
-      <w:r>
-        <w:t>d)</w:t>
-        <w:tab/>
-        <w:t>Congregador</w:t>
       </w:r>
     </w:p>
     <w:p>
@@ -2239,7 +2239,7 @@
       <w:r>
         <w:t>a)</w:t>
         <w:tab/>
-        <w:t>Resistencia</w:t>
+        <w:t>Resistencia NTC</w:t>
       </w:r>
     </w:p>
     <w:p>
@@ -2259,7 +2259,7 @@
       <w:r>
         <w:t>c)</w:t>
         <w:tab/>
-        <w:t>Resistencia NTC</w:t>
+        <w:t>Resistencia</w:t>
       </w:r>
     </w:p>
     <w:p>
@@ -2336,7 +2336,7 @@
       <w:r>
         <w:t>b)</w:t>
         <w:tab/>
-        <w:t>Resistencia variable</w:t>
+        <w:t>Resistencia</w:t>
       </w:r>
     </w:p>
     <w:p>
@@ -2356,7 +2356,7 @@
       <w:r>
         <w:t>d)</w:t>
         <w:tab/>
-        <w:t>Resistencia</w:t>
+        <w:t>Resistencia variable</w:t>
       </w:r>
     </w:p>
     <w:p>
@@ -2413,7 +2413,7 @@
       <w:r>
         <w:t>a)</w:t>
         <w:tab/>
-        <w:t>Resistencia variable</w:t>
+        <w:t>Resistencia LDR</w:t>
       </w:r>
     </w:p>
     <w:p>
@@ -2433,7 +2433,7 @@
       <w:r>
         <w:t>c)</w:t>
         <w:tab/>
-        <w:t>Resistencia</w:t>
+        <w:t>Resistencia variable</w:t>
       </w:r>
     </w:p>
     <w:p>
@@ -2443,7 +2443,7 @@
       <w:r>
         <w:t>d)</w:t>
         <w:tab/>
-        <w:t>Resistencia LDR</w:t>
+        <w:t>Resistencia</w:t>
       </w:r>
     </w:p>
     <w:p>
@@ -2500,6 +2500,16 @@
       <w:r>
         <w:t>a)</w:t>
         <w:tab/>
+        <w:t>Pulsador n.a.</w:t>
+      </w:r>
+    </w:p>
+    <w:p>
+      <w:pPr>
+        <w:pStyle w:val="Choice"/>
+      </w:pPr>
+      <w:r>
+        <w:t>b)</w:t>
+        <w:tab/>
         <w:t>Interruptor</w:t>
       </w:r>
     </w:p>
@@ -2508,7 +2518,7 @@
         <w:pStyle w:val="Choice"/>
       </w:pPr>
       <w:r>
-        <w:t>b)</w:t>
+        <w:t>c)</w:t>
         <w:tab/>
         <w:t>Pulsador</w:t>
       </w:r>
@@ -2518,19 +2528,9 @@
         <w:pStyle w:val="Choice"/>
       </w:pPr>
       <w:r>
-        <w:t>c)</w:t>
+        <w:t>d)</w:t>
         <w:tab/>
         <w:t>Final de carrera</w:t>
-      </w:r>
-    </w:p>
-    <w:p>
-      <w:pPr>
-        <w:pStyle w:val="Choice"/>
-      </w:pPr>
-      <w:r>
-        <w:t>d)</w:t>
-        <w:tab/>
-        <w:t>Pulsador n.a.</w:t>
       </w:r>
     </w:p>
     <w:p>
@@ -2587,6 +2587,16 @@
       <w:r>
         <w:t>a)</w:t>
         <w:tab/>
+        <w:t>Cruz</w:t>
+      </w:r>
+    </w:p>
+    <w:p>
+      <w:pPr>
+        <w:pStyle w:val="Choice"/>
+      </w:pPr>
+      <w:r>
+        <w:t>b)</w:t>
+        <w:tab/>
         <w:t>Cables cruzados conectados</w:t>
       </w:r>
     </w:p>
@@ -2595,9 +2605,9 @@
         <w:pStyle w:val="Choice"/>
       </w:pPr>
       <w:r>
-        <w:t>b)</w:t>
+        <w:t>c)</w:t>
         <w:tab/>
-        <w:t>Cruz</w:t>
+        <w:t>Cables conectados</w:t>
       </w:r>
     </w:p>
     <w:p>
@@ -2605,19 +2615,9 @@
         <w:pStyle w:val="Choice"/>
       </w:pPr>
       <w:r>
-        <w:t>c)</w:t>
+        <w:t>d)</w:t>
         <w:tab/>
         <w:t>Cables cruzados sin conectar</w:t>
-      </w:r>
-    </w:p>
-    <w:p>
-      <w:pPr>
-        <w:pStyle w:val="Choice"/>
-      </w:pPr>
-      <w:r>
-        <w:t>d)</w:t>
-        <w:tab/>
-        <w:t>Cables conectados</w:t>
       </w:r>
     </w:p>
     <w:p>
@@ -2684,6 +2684,16 @@
       <w:r>
         <w:t>b)</w:t>
         <w:tab/>
+        <w:t>Cables conectados y sin conectar</w:t>
+      </w:r>
+    </w:p>
+    <w:p>
+      <w:pPr>
+        <w:pStyle w:val="Choice"/>
+      </w:pPr>
+      <w:r>
+        <w:t>c)</w:t>
+        <w:tab/>
         <w:t>Cables conectados</w:t>
       </w:r>
     </w:p>
@@ -2692,19 +2702,9 @@
         <w:pStyle w:val="Choice"/>
       </w:pPr>
       <w:r>
-        <w:t>c)</w:t>
+        <w:t>d)</w:t>
         <w:tab/>
         <w:t>Plano de masa</w:t>
-      </w:r>
-    </w:p>
-    <w:p>
-      <w:pPr>
-        <w:pStyle w:val="Choice"/>
-      </w:pPr>
-      <w:r>
-        <w:t>d)</w:t>
-        <w:tab/>
-        <w:t>Cables conectados y sin conectar</w:t>
       </w:r>
     </w:p>
     <w:p>
@@ -2771,7 +2771,7 @@
       <w:r>
         <w:t>b)</w:t>
         <w:tab/>
-        <w:t>Conector</w:t>
+        <w:t>Plano de masa</w:t>
       </w:r>
     </w:p>
     <w:p>
@@ -2791,7 +2791,7 @@
       <w:r>
         <w:t>d)</w:t>
         <w:tab/>
-        <w:t>Plano de masa</w:t>
+        <w:t>Conector</w:t>
       </w:r>
     </w:p>
     <w:p>
@@ -2848,7 +2848,7 @@
       <w:r>
         <w:t>a)</w:t>
         <w:tab/>
-        <w:t>Pila pequeña</w:t>
+        <w:t>Condensador polarizado</w:t>
       </w:r>
     </w:p>
     <w:p>
@@ -2857,16 +2857,6 @@
       </w:pPr>
       <w:r>
         <w:t>b)</w:t>
-        <w:tab/>
-        <w:t>Pila</w:t>
-      </w:r>
-    </w:p>
-    <w:p>
-      <w:pPr>
-        <w:pStyle w:val="Choice"/>
-      </w:pPr>
-      <w:r>
-        <w:t>c)</w:t>
         <w:tab/>
         <w:t>Condensador sin polarizar</w:t>
       </w:r>
@@ -2876,9 +2866,19 @@
         <w:pStyle w:val="Choice"/>
       </w:pPr>
       <w:r>
+        <w:t>c)</w:t>
+        <w:tab/>
+        <w:t>Pila pequeña</w:t>
+      </w:r>
+    </w:p>
+    <w:p>
+      <w:pPr>
+        <w:pStyle w:val="Choice"/>
+      </w:pPr>
+      <w:r>
         <w:t>d)</w:t>
         <w:tab/>
-        <w:t>Condensador polarizado</w:t>
+        <w:t>Pila</w:t>
       </w:r>
     </w:p>
     <w:p>
@@ -2935,16 +2935,6 @@
       <w:r>
         <w:t>a)</w:t>
         <w:tab/>
-        <w:t>Amplificador triangular</w:t>
-      </w:r>
-    </w:p>
-    <w:p>
-      <w:pPr>
-        <w:pStyle w:val="Choice"/>
-      </w:pPr>
-      <w:r>
-        <w:t>b)</w:t>
-        <w:tab/>
         <w:t>Sumador restador integrado</w:t>
       </w:r>
     </w:p>
@@ -2953,9 +2943,19 @@
         <w:pStyle w:val="Choice"/>
       </w:pPr>
       <w:r>
+        <w:t>b)</w:t>
+        <w:tab/>
+        <w:t>Amplificador operacional</w:t>
+      </w:r>
+    </w:p>
+    <w:p>
+      <w:pPr>
+        <w:pStyle w:val="Choice"/>
+      </w:pPr>
+      <w:r>
         <w:t>c)</w:t>
         <w:tab/>
-        <w:t>Amplificador operacional</w:t>
+        <w:t>Amplificador triangular</w:t>
       </w:r>
     </w:p>
     <w:p>
